--- a/data/outputs/v2/General_Science/SS2.1_The_Periodic_Table/General_Science_The_Periodic_Table_SummaryTable.docx
+++ b/data/outputs/v2/General_Science/SS2.1_The_Periodic_Table/General_Science_The_Periodic_Table_SummaryTable.docx
@@ -38,6 +38,177 @@
           <w:szCs w:val="22"/>
         </w:rPr>
         <w:t xml:space="preserve">Sub-Strand 2.1: The Periodic Table — Teacher Reference (Pre-filled)</w:t>
+      </w:r>
+    </w:p>
+    <w:p>
+      <w:pPr>
+        <w:spacing w:after="80" w:before="120"/>
+      </w:pPr>
+      <w:r>
+        <w:rPr>
+          <w:rFonts w:ascii="Arial" w:cs="Arial" w:eastAsia="Arial" w:hAnsi="Arial"/>
+          <w:b/>
+          <w:bCs/>
+          <w:color w:val="1F3864"/>
+          <w:sz w:val="20"/>
+          <w:szCs w:val="20"/>
+        </w:rPr>
+        <w:t xml:space="preserve">ATTRIBUTION AND LICENSING</w:t>
+      </w:r>
+    </w:p>
+    <w:p>
+      <w:pPr>
+        <w:spacing w:after="60" w:before="0"/>
+      </w:pPr>
+      <w:r>
+        <w:rPr>
+          <w:rFonts w:ascii="Arial" w:cs="Arial" w:eastAsia="Arial" w:hAnsi="Arial"/>
+          <w:b/>
+          <w:bCs/>
+          <w:sz w:val="17"/>
+          <w:szCs w:val="17"/>
+        </w:rPr>
+        <w:t xml:space="preserve">Curriculum Alignment: </w:t>
+      </w:r>
+      <w:r>
+        <w:rPr>
+          <w:rFonts w:ascii="Arial" w:cs="Arial" w:eastAsia="Arial" w:hAnsi="Arial"/>
+          <w:sz w:val="17"/>
+          <w:szCs w:val="17"/>
+        </w:rPr>
+        <w:t xml:space="preserve">Structured in pedagogical alignment with the competence-based curriculum format and learning outcomes established by the Kenya Institute of Curriculum Development (KICD). This material is independently developed and is not officially endorsed or published by KICD.</w:t>
+      </w:r>
+    </w:p>
+    <w:p>
+      <w:pPr>
+        <w:spacing w:after="60" w:before="0"/>
+      </w:pPr>
+      <w:r>
+        <w:rPr>
+          <w:rFonts w:ascii="Arial" w:cs="Arial" w:eastAsia="Arial" w:hAnsi="Arial"/>
+          <w:b/>
+          <w:bCs/>
+          <w:sz w:val="17"/>
+          <w:szCs w:val="17"/>
+        </w:rPr>
+        <w:t xml:space="preserve">Content &amp; Pedagogy: </w:t>
+      </w:r>
+      <w:r>
+        <w:rPr>
+          <w:rFonts w:ascii="Arial" w:cs="Arial" w:eastAsia="Arial" w:hAnsi="Arial"/>
+          <w:sz w:val="17"/>
+          <w:szCs w:val="17"/>
+        </w:rPr>
+        <w:t xml:space="preserve">Developed and adapted by the educator team at SeaVuria (registered 501(c)(3) in the United States and registered NGO in Kenya, No. 872-850A-BF11), who designed the pedagogical framework, lesson templates and exemplar lessons on which this material is based.</w:t>
+      </w:r>
+    </w:p>
+    <w:p>
+      <w:pPr>
+        <w:spacing w:after="60" w:before="0"/>
+      </w:pPr>
+      <w:r>
+        <w:rPr>
+          <w:rFonts w:ascii="Arial" w:cs="Arial" w:eastAsia="Arial" w:hAnsi="Arial"/>
+          <w:b/>
+          <w:bCs/>
+          <w:sz w:val="17"/>
+          <w:szCs w:val="17"/>
+        </w:rPr>
+        <w:t xml:space="preserve">Production &amp; Layout: </w:t>
+      </w:r>
+      <w:r>
+        <w:rPr>
+          <w:rFonts w:ascii="Arial" w:cs="Arial" w:eastAsia="Arial" w:hAnsi="Arial"/>
+          <w:sz w:val="17"/>
+          <w:szCs w:val="17"/>
+        </w:rPr>
+        <w:t xml:space="preserve">Educational design and curriculum sequencing by SeaVuria. Technical layout, structural formatting, and digital optimization/implementation executed in partnership with ARES Education (registered 501(c)(3) in the United States and Canada (as Afretech Aid) and registered NGO in Kenya), with lesson drafting and compilation assisted by AI (Claude, Anthropic).</w:t>
+      </w:r>
+    </w:p>
+    <w:p>
+      <w:pPr>
+        <w:pBdr>
+          <w:bottom w:val="single" w:color="1F3864" w:sz="6" w:space="6"/>
+        </w:pBdr>
+        <w:spacing w:after="60" w:before="0"/>
+      </w:pPr>
+      <w:r>
+        <w:rPr>
+          <w:rFonts w:ascii="Arial" w:cs="Arial" w:eastAsia="Arial" w:hAnsi="Arial"/>
+          <w:b/>
+          <w:bCs/>
+          <w:sz w:val="17"/>
+          <w:szCs w:val="17"/>
+        </w:rPr>
+        <w:t xml:space="preserve">Licensing &amp; Copyright: </w:t>
+      </w:r>
+      <w:r>
+        <w:rPr>
+          <w:rFonts w:ascii="Arial" w:cs="Arial" w:eastAsia="Arial" w:hAnsi="Arial"/>
+          <w:sz w:val="17"/>
+          <w:szCs w:val="17"/>
+        </w:rPr>
+        <w:t xml:space="preserve">© 2026 SeaVuria and ARES. This work is licensed under a </w:t>
+      </w:r>
+      <w:hyperlink w:history="1" r:id="rIdvb4rnhy_zjoj4nducq4lw">
+        <w:r>
+          <w:rPr>
+            <w:rFonts w:ascii="Arial" w:cs="Arial" w:eastAsia="Arial" w:hAnsi="Arial"/>
+            <w:color w:val="1F6B75"/>
+            <w:sz w:val="17"/>
+            <w:szCs w:val="17"/>
+            <w:u w:val="single" w:color="1F6B75"/>
+          </w:rPr>
+          <w:t xml:space="preserve">Creative Commons Attribution-NonCommercial 4.0 International License</w:t>
+        </w:r>
+      </w:hyperlink>
+      <w:r>
+        <w:rPr>
+          <w:rFonts w:ascii="Arial" w:cs="Arial" w:eastAsia="Arial" w:hAnsi="Arial"/>
+          <w:sz w:val="17"/>
+          <w:szCs w:val="17"/>
+        </w:rPr>
+        <w:t xml:space="preserve"> (</w:t>
+      </w:r>
+      <w:hyperlink w:history="1" r:id="rIddrxiamm32kbuctstybub2">
+        <w:r>
+          <w:rPr>
+            <w:rFonts w:ascii="Arial" w:cs="Arial" w:eastAsia="Arial" w:hAnsi="Arial"/>
+            <w:color w:val="1F6B75"/>
+            <w:sz w:val="17"/>
+            <w:szCs w:val="17"/>
+            <w:u w:val="single" w:color="1F6B75"/>
+          </w:rPr>
+          <w:t xml:space="preserve">CC BY-NC 4.0</w:t>
+        </w:r>
+      </w:hyperlink>
+      <w:r>
+        <w:rPr>
+          <w:rFonts w:ascii="Arial" w:cs="Arial" w:eastAsia="Arial" w:hAnsi="Arial"/>
+          <w:sz w:val="17"/>
+          <w:szCs w:val="17"/>
+        </w:rPr>
+        <w:t xml:space="preserve">). To view a copy of this license, visit </w:t>
+      </w:r>
+      <w:hyperlink w:history="1" r:id="rIdd-xt0koubwuoy6a9pbqau">
+        <w:r>
+          <w:rPr>
+            <w:rFonts w:ascii="Arial" w:cs="Arial" w:eastAsia="Arial" w:hAnsi="Arial"/>
+            <w:color w:val="1F6B75"/>
+            <w:sz w:val="17"/>
+            <w:szCs w:val="17"/>
+            <w:u w:val="single" w:color="1F6B75"/>
+          </w:rPr>
+          <w:t xml:space="preserve">https://creativecommons.org/licenses/by-nc/4.0/</w:t>
+        </w:r>
+      </w:hyperlink>
+      <w:r>
+        <w:rPr>
+          <w:rFonts w:ascii="Arial" w:cs="Arial" w:eastAsia="Arial" w:hAnsi="Arial"/>
+          <w:sz w:val="17"/>
+          <w:szCs w:val="17"/>
+        </w:rPr>
+        <w:t xml:space="preserve">. You are free to copy, redistribute, and adapt this material in any medium or format, provided appropriate credit is given and the material is not used for commercial purposes. KICD learning outcomes and curriculum designations reproduced here for alignment purposes remain the property of KICD and are not covered by this license. Linked external resources (e.g. CK-12, Khan Academy, PhET) are subject to their own licenses.</w:t>
       </w:r>
     </w:p>
     <w:p>

--- a/data/outputs/v2/General_Science/SS2.1_The_Periodic_Table/General_Science_The_Periodic_Table_SummaryTable.docx
+++ b/data/outputs/v2/General_Science/SS2.1_The_Periodic_Table/General_Science_The_Periodic_Table_SummaryTable.docx
@@ -38,177 +38,6 @@
           <w:szCs w:val="22"/>
         </w:rPr>
         <w:t xml:space="preserve">Sub-Strand 2.1: The Periodic Table — Teacher Reference (Pre-filled)</w:t>
-      </w:r>
-    </w:p>
-    <w:p>
-      <w:pPr>
-        <w:spacing w:after="80" w:before="120"/>
-      </w:pPr>
-      <w:r>
-        <w:rPr>
-          <w:rFonts w:ascii="Arial" w:cs="Arial" w:eastAsia="Arial" w:hAnsi="Arial"/>
-          <w:b/>
-          <w:bCs/>
-          <w:color w:val="1F3864"/>
-          <w:sz w:val="20"/>
-          <w:szCs w:val="20"/>
-        </w:rPr>
-        <w:t xml:space="preserve">ATTRIBUTION AND LICENSING</w:t>
-      </w:r>
-    </w:p>
-    <w:p>
-      <w:pPr>
-        <w:spacing w:after="60" w:before="0"/>
-      </w:pPr>
-      <w:r>
-        <w:rPr>
-          <w:rFonts w:ascii="Arial" w:cs="Arial" w:eastAsia="Arial" w:hAnsi="Arial"/>
-          <w:b/>
-          <w:bCs/>
-          <w:sz w:val="17"/>
-          <w:szCs w:val="17"/>
-        </w:rPr>
-        <w:t xml:space="preserve">Curriculum Alignment: </w:t>
-      </w:r>
-      <w:r>
-        <w:rPr>
-          <w:rFonts w:ascii="Arial" w:cs="Arial" w:eastAsia="Arial" w:hAnsi="Arial"/>
-          <w:sz w:val="17"/>
-          <w:szCs w:val="17"/>
-        </w:rPr>
-        <w:t xml:space="preserve">Structured in pedagogical alignment with the competence-based curriculum format and learning outcomes established by the Kenya Institute of Curriculum Development (KICD). This material is independently developed and is not officially endorsed or published by KICD.</w:t>
-      </w:r>
-    </w:p>
-    <w:p>
-      <w:pPr>
-        <w:spacing w:after="60" w:before="0"/>
-      </w:pPr>
-      <w:r>
-        <w:rPr>
-          <w:rFonts w:ascii="Arial" w:cs="Arial" w:eastAsia="Arial" w:hAnsi="Arial"/>
-          <w:b/>
-          <w:bCs/>
-          <w:sz w:val="17"/>
-          <w:szCs w:val="17"/>
-        </w:rPr>
-        <w:t xml:space="preserve">Content &amp; Pedagogy: </w:t>
-      </w:r>
-      <w:r>
-        <w:rPr>
-          <w:rFonts w:ascii="Arial" w:cs="Arial" w:eastAsia="Arial" w:hAnsi="Arial"/>
-          <w:sz w:val="17"/>
-          <w:szCs w:val="17"/>
-        </w:rPr>
-        <w:t xml:space="preserve">Developed and adapted by the educator team at SeaVuria (registered 501(c)(3) in the United States and registered NGO in Kenya, No. 872-850A-BF11), who designed the pedagogical framework, lesson templates and exemplar lessons on which this material is based.</w:t>
-      </w:r>
-    </w:p>
-    <w:p>
-      <w:pPr>
-        <w:spacing w:after="60" w:before="0"/>
-      </w:pPr>
-      <w:r>
-        <w:rPr>
-          <w:rFonts w:ascii="Arial" w:cs="Arial" w:eastAsia="Arial" w:hAnsi="Arial"/>
-          <w:b/>
-          <w:bCs/>
-          <w:sz w:val="17"/>
-          <w:szCs w:val="17"/>
-        </w:rPr>
-        <w:t xml:space="preserve">Production &amp; Layout: </w:t>
-      </w:r>
-      <w:r>
-        <w:rPr>
-          <w:rFonts w:ascii="Arial" w:cs="Arial" w:eastAsia="Arial" w:hAnsi="Arial"/>
-          <w:sz w:val="17"/>
-          <w:szCs w:val="17"/>
-        </w:rPr>
-        <w:t xml:space="preserve">Educational design and curriculum sequencing by SeaVuria. Technical layout, structural formatting, and digital optimization/implementation executed in partnership with ARES Education (registered 501(c)(3) in the United States and Canada (as Afretech Aid) and registered NGO in Kenya), with lesson drafting and compilation assisted by AI (Claude, Anthropic).</w:t>
-      </w:r>
-    </w:p>
-    <w:p>
-      <w:pPr>
-        <w:pBdr>
-          <w:bottom w:val="single" w:color="1F3864" w:sz="6" w:space="6"/>
-        </w:pBdr>
-        <w:spacing w:after="60" w:before="0"/>
-      </w:pPr>
-      <w:r>
-        <w:rPr>
-          <w:rFonts w:ascii="Arial" w:cs="Arial" w:eastAsia="Arial" w:hAnsi="Arial"/>
-          <w:b/>
-          <w:bCs/>
-          <w:sz w:val="17"/>
-          <w:szCs w:val="17"/>
-        </w:rPr>
-        <w:t xml:space="preserve">Licensing &amp; Copyright: </w:t>
-      </w:r>
-      <w:r>
-        <w:rPr>
-          <w:rFonts w:ascii="Arial" w:cs="Arial" w:eastAsia="Arial" w:hAnsi="Arial"/>
-          <w:sz w:val="17"/>
-          <w:szCs w:val="17"/>
-        </w:rPr>
-        <w:t xml:space="preserve">© 2026 SeaVuria and ARES. This work is licensed under a </w:t>
-      </w:r>
-      <w:hyperlink w:history="1" r:id="rIdvb4rnhy_zjoj4nducq4lw">
-        <w:r>
-          <w:rPr>
-            <w:rFonts w:ascii="Arial" w:cs="Arial" w:eastAsia="Arial" w:hAnsi="Arial"/>
-            <w:color w:val="1F6B75"/>
-            <w:sz w:val="17"/>
-            <w:szCs w:val="17"/>
-            <w:u w:val="single" w:color="1F6B75"/>
-          </w:rPr>
-          <w:t xml:space="preserve">Creative Commons Attribution-NonCommercial 4.0 International License</w:t>
-        </w:r>
-      </w:hyperlink>
-      <w:r>
-        <w:rPr>
-          <w:rFonts w:ascii="Arial" w:cs="Arial" w:eastAsia="Arial" w:hAnsi="Arial"/>
-          <w:sz w:val="17"/>
-          <w:szCs w:val="17"/>
-        </w:rPr>
-        <w:t xml:space="preserve"> (</w:t>
-      </w:r>
-      <w:hyperlink w:history="1" r:id="rIddrxiamm32kbuctstybub2">
-        <w:r>
-          <w:rPr>
-            <w:rFonts w:ascii="Arial" w:cs="Arial" w:eastAsia="Arial" w:hAnsi="Arial"/>
-            <w:color w:val="1F6B75"/>
-            <w:sz w:val="17"/>
-            <w:szCs w:val="17"/>
-            <w:u w:val="single" w:color="1F6B75"/>
-          </w:rPr>
-          <w:t xml:space="preserve">CC BY-NC 4.0</w:t>
-        </w:r>
-      </w:hyperlink>
-      <w:r>
-        <w:rPr>
-          <w:rFonts w:ascii="Arial" w:cs="Arial" w:eastAsia="Arial" w:hAnsi="Arial"/>
-          <w:sz w:val="17"/>
-          <w:szCs w:val="17"/>
-        </w:rPr>
-        <w:t xml:space="preserve">). To view a copy of this license, visit </w:t>
-      </w:r>
-      <w:hyperlink w:history="1" r:id="rIdd-xt0koubwuoy6a9pbqau">
-        <w:r>
-          <w:rPr>
-            <w:rFonts w:ascii="Arial" w:cs="Arial" w:eastAsia="Arial" w:hAnsi="Arial"/>
-            <w:color w:val="1F6B75"/>
-            <w:sz w:val="17"/>
-            <w:szCs w:val="17"/>
-            <w:u w:val="single" w:color="1F6B75"/>
-          </w:rPr>
-          <w:t xml:space="preserve">https://creativecommons.org/licenses/by-nc/4.0/</w:t>
-        </w:r>
-      </w:hyperlink>
-      <w:r>
-        <w:rPr>
-          <w:rFonts w:ascii="Arial" w:cs="Arial" w:eastAsia="Arial" w:hAnsi="Arial"/>
-          <w:sz w:val="17"/>
-          <w:szCs w:val="17"/>
-        </w:rPr>
-        <w:t xml:space="preserve">. You are free to copy, redistribute, and adapt this material in any medium or format, provided appropriate credit is given and the material is not used for commercial purposes. KICD learning outcomes and curriculum designations reproduced here for alignment purposes remain the property of KICD and are not covered by this license. Linked external resources (e.g. CK-12, Khan Academy, PhET) are subject to their own licenses.</w:t>
       </w:r>
     </w:p>
     <w:p>
@@ -1848,6 +1677,185 @@
         </w:tc>
       </w:tr>
     </w:tbl>
+    <w:p>
+      <w:pPr>
+        <w:spacing w:after="120"/>
+      </w:pPr>
+      <w:r>
+        <w:t xml:space="preserve"/>
+      </w:r>
+    </w:p>
+    <w:p>
+      <w:pPr>
+        <w:spacing w:after="80" w:before="120"/>
+      </w:pPr>
+      <w:r>
+        <w:rPr>
+          <w:rFonts w:ascii="Arial" w:cs="Arial" w:eastAsia="Arial" w:hAnsi="Arial"/>
+          <w:b/>
+          <w:bCs/>
+          <w:color w:val="1F3864"/>
+          <w:sz w:val="20"/>
+          <w:szCs w:val="20"/>
+        </w:rPr>
+        <w:t xml:space="preserve">ATTRIBUTION AND LICENSING</w:t>
+      </w:r>
+    </w:p>
+    <w:p>
+      <w:pPr>
+        <w:spacing w:after="60" w:before="0"/>
+      </w:pPr>
+      <w:r>
+        <w:rPr>
+          <w:rFonts w:ascii="Arial" w:cs="Arial" w:eastAsia="Arial" w:hAnsi="Arial"/>
+          <w:b/>
+          <w:bCs/>
+          <w:sz w:val="17"/>
+          <w:szCs w:val="17"/>
+        </w:rPr>
+        <w:t xml:space="preserve">Curriculum Alignment: </w:t>
+      </w:r>
+      <w:r>
+        <w:rPr>
+          <w:rFonts w:ascii="Arial" w:cs="Arial" w:eastAsia="Arial" w:hAnsi="Arial"/>
+          <w:sz w:val="17"/>
+          <w:szCs w:val="17"/>
+        </w:rPr>
+        <w:t xml:space="preserve">Structured in pedagogical alignment with the competence-based curriculum format and learning outcomes established by the Kenya Institute of Curriculum Development (KICD). This material is independently developed and is not officially endorsed or published by KICD.</w:t>
+      </w:r>
+    </w:p>
+    <w:p>
+      <w:pPr>
+        <w:spacing w:after="60" w:before="0"/>
+      </w:pPr>
+      <w:r>
+        <w:rPr>
+          <w:rFonts w:ascii="Arial" w:cs="Arial" w:eastAsia="Arial" w:hAnsi="Arial"/>
+          <w:b/>
+          <w:bCs/>
+          <w:sz w:val="17"/>
+          <w:szCs w:val="17"/>
+        </w:rPr>
+        <w:t xml:space="preserve">Content &amp; Pedagogy: </w:t>
+      </w:r>
+      <w:r>
+        <w:rPr>
+          <w:rFonts w:ascii="Arial" w:cs="Arial" w:eastAsia="Arial" w:hAnsi="Arial"/>
+          <w:sz w:val="17"/>
+          <w:szCs w:val="17"/>
+        </w:rPr>
+        <w:t xml:space="preserve">Developed and adapted by the educator team at SeaVuria (registered 501(c)(3) in the United States and registered NGO in Kenya, No. 872-850A-BF11), who designed the pedagogical framework, lesson templates and exemplar lessons on which this material is based.</w:t>
+      </w:r>
+    </w:p>
+    <w:p>
+      <w:pPr>
+        <w:spacing w:after="60" w:before="0"/>
+      </w:pPr>
+      <w:r>
+        <w:rPr>
+          <w:rFonts w:ascii="Arial" w:cs="Arial" w:eastAsia="Arial" w:hAnsi="Arial"/>
+          <w:b/>
+          <w:bCs/>
+          <w:sz w:val="17"/>
+          <w:szCs w:val="17"/>
+        </w:rPr>
+        <w:t xml:space="preserve">Production &amp; Layout: </w:t>
+      </w:r>
+      <w:r>
+        <w:rPr>
+          <w:rFonts w:ascii="Arial" w:cs="Arial" w:eastAsia="Arial" w:hAnsi="Arial"/>
+          <w:sz w:val="17"/>
+          <w:szCs w:val="17"/>
+        </w:rPr>
+        <w:t xml:space="preserve">Educational design and curriculum sequencing by SeaVuria. Technical layout, structural formatting, and digital optimization/implementation executed in partnership with ARES Education (registered 501(c)(3) in the United States and Canada (as Afretech Aid) and registered NGO in Kenya), with lesson drafting and compilation assisted by AI (Claude, Anthropic).</w:t>
+      </w:r>
+    </w:p>
+    <w:p>
+      <w:pPr>
+        <w:pBdr>
+          <w:bottom w:val="single" w:color="1F3864" w:sz="6" w:space="6"/>
+        </w:pBdr>
+        <w:spacing w:after="60" w:before="0"/>
+      </w:pPr>
+      <w:r>
+        <w:rPr>
+          <w:rFonts w:ascii="Arial" w:cs="Arial" w:eastAsia="Arial" w:hAnsi="Arial"/>
+          <w:b/>
+          <w:bCs/>
+          <w:sz w:val="17"/>
+          <w:szCs w:val="17"/>
+        </w:rPr>
+        <w:t xml:space="preserve">Licensing &amp; Copyright: </w:t>
+      </w:r>
+      <w:r>
+        <w:rPr>
+          <w:rFonts w:ascii="Arial" w:cs="Arial" w:eastAsia="Arial" w:hAnsi="Arial"/>
+          <w:sz w:val="17"/>
+          <w:szCs w:val="17"/>
+        </w:rPr>
+        <w:t xml:space="preserve">© 2026 SeaVuria and ARES. This work is licensed under a </w:t>
+      </w:r>
+      <w:hyperlink w:history="1" r:id="rIdyj9ol-qnhpsmnkwgaivia">
+        <w:r>
+          <w:rPr>
+            <w:rFonts w:ascii="Arial" w:cs="Arial" w:eastAsia="Arial" w:hAnsi="Arial"/>
+            <w:color w:val="1F6B75"/>
+            <w:sz w:val="17"/>
+            <w:szCs w:val="17"/>
+            <w:u w:val="single" w:color="1F6B75"/>
+          </w:rPr>
+          <w:t xml:space="preserve">Creative Commons Attribution-NonCommercial 4.0 International License</w:t>
+        </w:r>
+      </w:hyperlink>
+      <w:r>
+        <w:rPr>
+          <w:rFonts w:ascii="Arial" w:cs="Arial" w:eastAsia="Arial" w:hAnsi="Arial"/>
+          <w:sz w:val="17"/>
+          <w:szCs w:val="17"/>
+        </w:rPr>
+        <w:t xml:space="preserve"> (</w:t>
+      </w:r>
+      <w:hyperlink w:history="1" r:id="rIdf2za4ogv9kgn7bjm02nc1">
+        <w:r>
+          <w:rPr>
+            <w:rFonts w:ascii="Arial" w:cs="Arial" w:eastAsia="Arial" w:hAnsi="Arial"/>
+            <w:color w:val="1F6B75"/>
+            <w:sz w:val="17"/>
+            <w:szCs w:val="17"/>
+            <w:u w:val="single" w:color="1F6B75"/>
+          </w:rPr>
+          <w:t xml:space="preserve">CC BY-NC 4.0</w:t>
+        </w:r>
+      </w:hyperlink>
+      <w:r>
+        <w:rPr>
+          <w:rFonts w:ascii="Arial" w:cs="Arial" w:eastAsia="Arial" w:hAnsi="Arial"/>
+          <w:sz w:val="17"/>
+          <w:szCs w:val="17"/>
+        </w:rPr>
+        <w:t xml:space="preserve">). To view a copy of this license, visit </w:t>
+      </w:r>
+      <w:hyperlink w:history="1" r:id="rIdkkpr4vdnd-jv0phdrkth8">
+        <w:r>
+          <w:rPr>
+            <w:rFonts w:ascii="Arial" w:cs="Arial" w:eastAsia="Arial" w:hAnsi="Arial"/>
+            <w:color w:val="1F6B75"/>
+            <w:sz w:val="17"/>
+            <w:szCs w:val="17"/>
+            <w:u w:val="single" w:color="1F6B75"/>
+          </w:rPr>
+          <w:t xml:space="preserve">https://creativecommons.org/licenses/by-nc/4.0/</w:t>
+        </w:r>
+      </w:hyperlink>
+      <w:r>
+        <w:rPr>
+          <w:rFonts w:ascii="Arial" w:cs="Arial" w:eastAsia="Arial" w:hAnsi="Arial"/>
+          <w:sz w:val="17"/>
+          <w:szCs w:val="17"/>
+        </w:rPr>
+        <w:t xml:space="preserve">. You are free to copy, redistribute, and adapt this material in any medium or format, provided appropriate credit is given and the material is not used for commercial purposes. KICD learning outcomes and curriculum designations reproduced here for alignment purposes remain the property of KICD and are not covered by this license. Linked external resources (e.g. CK-12, Khan Academy, PhET) are subject to their own licenses.</w:t>
+      </w:r>
+    </w:p>
     <w:sectPr>
       <w:pgSz w:w="15840" w:h="12240" w:orient="landscape"/>
       <w:pgMar w:top="1080" w:right="1080" w:bottom="1080" w:left="1080" w:header="708" w:footer="708" w:gutter="0"/>

--- a/data/outputs/v2/General_Science/SS2.1_The_Periodic_Table/General_Science_The_Periodic_Table_SummaryTable.docx
+++ b/data/outputs/v2/General_Science/SS2.1_The_Periodic_Table/General_Science_The_Periodic_Table_SummaryTable.docx
@@ -532,7 +532,7 @@
                 <w:sz w:val="18"/>
                 <w:szCs w:val="18"/>
               </w:rPr>
-              <w:t xml:space="preserve">Atomic Structure: Protons, Neutrons, and Electrons</w:t>
+              <w:t xml:space="preserve">Anchoring the Phenomenon and Reviewing Atomic Structure</w:t>
             </w:r>
           </w:p>
         </w:tc>
@@ -564,7 +564,7 @@
                 <w:sz w:val="18"/>
                 <w:szCs w:val="18"/>
               </w:rPr>
-              <w:t xml:space="preserve">Students examine labelled diagrams of atoms (hydrogen, carbon, nitrogen, phosphorus) and observe that each atom has a nucleus containing protons and neutrons, surrounded by electrons arranged in shells. Teacher notes: Use the WAIT TIME (10 seconds) after asking 'What do you notice is different between these atoms?' before cold-calling 3 students. Anchor to phenomenon: display a CAN 17:17:17 fertiliser bag and ask students what the numbers might mean.</w:t>
+              <w:t xml:space="preserve">Two fertiliser bags used on Kenyan farms — CAN (Ca(NO3)2 NH4NO3) and DAP ((NH4)2HPO4) — look similar on the outside as white crystalline solids that dissolve in water, yet they carry completely different chemical formulae and affect plant growth differently. Both contain nitrogen, but their formulae differ in the elements present and the ratios in which those elements appear.</w:t>
             </w:r>
           </w:p>
         </w:tc>
@@ -596,7 +596,7 @@
                 <w:sz w:val="18"/>
                 <w:szCs w:val="18"/>
               </w:rPr>
-              <w:t xml:space="preserve">Students learned that every atom is made of three subatomic particles — protons (positive charge, in nucleus), neutrons (no charge, in nucleus), and electrons (negative charge, in shells). The atomic number equals the number of protons, which also equals the number of electrons in a neutral atom. The mass number equals protons + neutrons. Pedagogical note: Reinforce that nitrogen (N, atomic number 7) and phosphorus (P, atomic number 15) — both found in fertilisers — serve as concrete examples throughout this lesson.</w:t>
+              <w:t xml:space="preserve">Atoms of each element have a fixed number of protons (atomic number) and a characteristic electron arrangement described using the 2-8-8 shell model. The elements in the fertiliser formulae — H, N, O, Ca, P — each have a specific atomic number and a specific pattern of electrons distributed across their shells. The number of electrons in the outermost shell appears to be particularly important.</w:t>
             </w:r>
           </w:p>
         </w:tc>
@@ -628,7 +628,7 @@
                 <w:sz w:val="18"/>
                 <w:szCs w:val="18"/>
               </w:rPr>
-              <w:t xml:space="preserve">Students explain that the identity of an element is determined by its number of protons (atomic number). They connect this to the fertiliser phenomenon by reasoning that nitrogen atoms (7 protons) and phosphorus atoms (15 protons) are fundamentally different because of their inner structure — laying the groundwork for why different fertiliser formulae carry different elements. Teacher notes: Prompt with 'How does knowing the atomic number of nitrogen help us understand why CAN and DAP are different fertilisers?' Cold-call 2 students to summarise.</w:t>
+              <w:t xml:space="preserve">We cannot yet fully explain why the formulae are different, but we now know that the answer is connected to the electron arrangements of the atoms involved. The number of outer-shell electrons of calcium (2.8.8.2 — two outer electrons) somehow relates to the 2 appearing in Ca(NO3)2. Understanding this connection between electron arrangement and formula will be built across the sub-strand.</w:t>
             </w:r>
           </w:p>
         </w:tc>
@@ -713,7 +713,7 @@
                 <w:sz w:val="18"/>
                 <w:szCs w:val="18"/>
               </w:rPr>
-              <w:t xml:space="preserve">Students observe the electron shell configurations of the first 20 elements (H to Ca) arranged on a display card, noting how the number of outer-shell (valence) electrons repeats in a regular pattern across periods. Teacher notes: Direct students to count valence electrons for Li, Na, K (all 1) and Be, Mg, Ca (all 2). WAIT TIME of 15 seconds after 'What repeats as you move across each row?' before cold-calling 3 students. Connect to fertiliser bag: nitrogen is in Period 2, phosphorus in Period 3 — ask students what that tells us about their electron arrangements.</w:t>
+              <w:t xml:space="preserve">Learners sorted 20 element cards by electron arrangement data and discovered that the number of outer-shell (valence) electrons repeats in a predictable pattern as atomic number increases — elements with 1 outer electron appear at regular intervals, as do elements with 2, 3, and so on up to 8 (noble gases).</w:t>
             </w:r>
           </w:p>
         </w:tc>
@@ -745,7 +745,7 @@
                 <w:sz w:val="18"/>
                 <w:szCs w:val="18"/>
               </w:rPr>
-              <w:t xml:space="preserve">Students learned that the periodic law states that the properties of elements repeat in a regular pattern when arranged by increasing atomic number. Elements in the same vertical group share the same number of valence electrons and therefore similar chemical properties. Periods are horizontal rows; groups are vertical columns. The number of electron shells equals the period number; the number of valence electrons equals the group number (for Groups 1–8). Pedagogical note: Emphasise that nitrogen (Group 15, 5 valence electrons) and phosphorus (Group 15, 5 valence electrons) behave similarly — this is why both appear in fertiliser compounds.</w:t>
+              <w:t xml:space="preserve">The repeating pattern of valence electrons is called the periodic law. Elements are arranged in the periodic table in rows called periods (which correspond to the number of occupied electron shells) and columns called groups (which correspond to the number of valence electrons). Calcium (in CAN) is in Group 2 because it has 2 valence electrons; nitrogen (in both CAN and DAP) is in Group 15 because it has 5 valence electrons.</w:t>
             </w:r>
           </w:p>
         </w:tc>
@@ -777,7 +777,7 @@
                 <w:sz w:val="18"/>
                 <w:szCs w:val="18"/>
               </w:rPr>
-              <w:t xml:space="preserve">Students explain that the repeating pattern of valence electrons is the reason elements in the same group form similar compounds and have similar combining powers. They connect this to the fertiliser phenomenon by reasoning that nitrogen and phosphorus both form compounds with hydrogen and oxygen in similar ways because they share the same number of valence electrons, which determines their reactivity. Teacher notes: Ask 'Why might a Kenyan farmer find that both nitrogen-based and phosphorus-based fertilisers can supply nutrients — but in very different amounts?' Use this to foreshadow valency in Lesson 5.</w:t>
+              <w:t xml:space="preserve">The periodic law begins to explain why CAN and DAP have different formulae: the number of valence electrons determines how many electrons an atom can lose or gain to become stable, which in turn determines the charge of the ion it forms, which determines the ratio in which elements combine in a compound. Calcium's 2 valence electrons mean it forms Ca²⁺ — a fact that will directly explain the '2' in Ca(NO₃)₂ once we study ion formation in Lesson 3.</w:t>
             </w:r>
           </w:p>
         </w:tc>
@@ -862,7 +862,7 @@
                 <w:sz w:val="18"/>
                 <w:szCs w:val="18"/>
               </w:rPr>
-              <w:t xml:space="preserve">Students observe electron shell diagrams of noble gases (He, Ne, Ar) and compare them with sodium (Na) and chlorine (Cl). They note that noble gases have full outer shells (2 or 8 electrons) and are chemically inert, while Na has 1 valence electron and Cl has 7. Teacher notes: WAIT TIME of 10 seconds after 'Why do you think noble gases do not react?' before cold-calling 3 students. Anchor to phenomenon: ask 'If atoms 'want' full outer shells, what might sodium and chlorine do to achieve this — and how could this relate to the ions found in fertilisers?'</w:t>
+              <w:t xml:space="preserve">Learners observed three pieces of evidence: (1) noble gases (He, Ne, Ar) all have full outer electron shells; (2) when the first 20 elements are sorted by outer electron count, metals cluster on the low side (1–3) and reactive non-metals on the high side (5–7); (3) dot-and-cross diagrams show that Na loses 1 electron to achieve neon's configuration (Na⁺) and Cl gains 1 electron to achieve argon's configuration (Cl⁻).</w:t>
             </w:r>
           </w:p>
         </w:tc>
@@ -894,7 +894,7 @@
                 <w:sz w:val="18"/>
                 <w:szCs w:val="18"/>
               </w:rPr>
-              <w:t xml:space="preserve">Students learned that atoms are most stable when their outer shell is full, matching a noble gas configuration (the octet rule, or duet for the first shell). Metals with few valence electrons tend to lose electrons (low ionisation energy) to achieve stability, while non-metals with many valence electrons tend to gain electrons (high electron affinity). This drive toward stability is the chemical basis for ion formation, bond formation, and ultimately the specific combining ratios seen in fertiliser formulae. Pedagogical note: Reinforce with the Kenyan context — potassium (K, 1 valence electron) in NPK fertiliser loses 1 electron to become K⁺, matching argon's configuration.</w:t>
+              <w:t xml:space="preserve">Atoms are most stable when their outer shell is full — matching a noble gas configuration. Atoms with few outer electrons (metals) lose electrons and form positively charged cations. Atoms with nearly full outer shells (non-metals) gain electrons and form negatively charged anions. Calcium (2,8,8,2) loses 2 electrons to achieve argon's configuration (2,8,8), forming Ca²⁺. Nitrogen (2,5) gains 3 electrons to achieve neon's configuration (2,8), forming N³⁻. Electron affinity describes an atom's tendency to attract electrons.</w:t>
             </w:r>
           </w:p>
         </w:tc>
@@ -926,7 +926,7 @@
                 <w:sz w:val="18"/>
                 <w:szCs w:val="18"/>
               </w:rPr>
-              <w:t xml:space="preserve">Students explain that the tendency of atoms to gain or lose electrons in order to achieve a noble gas configuration determines which elements bond together and in what ratios — directly explaining why fertiliser formulae are specific (e.g., K₂SO₄ rather than K₃SO₄). Teacher notes: Prompt with 'How does the noble gas rule explain why the fertiliser formula is fixed and cannot be arbitrarily changed?' Cold-call 2 students and ask them to connect the noble gas rule to one specific element on the fertiliser bag displayed in class.</w:t>
+              <w:t xml:space="preserve">The specific ion charges of Ca²⁺ and N³⁻ are not arbitrary — they are determined by how many electrons each atom must lose or gain to achieve the nearest noble gas electron configuration. This is why calcium always forms a 2+ ion (never 1+ or 3+) and nitrogen always forms a 3− ion. These fixed charges will directly determine the combining ratio of calcium and nitrogen ions in compounds, explaining why the CAN fertiliser formula is Ca(NO₃)₂ and not some other ratio.</w:t>
             </w:r>
           </w:p>
         </w:tc>
@@ -1011,7 +1011,7 @@
                 <w:sz w:val="18"/>
                 <w:szCs w:val="18"/>
               </w:rPr>
-              <w:t xml:space="preserve">Students observe dot-and-cross diagrams showing electron transfer between sodium and chlorine (forming Na⁺ and Cl⁻) and between magnesium and oxygen (forming Mg²⁺ and O²⁻). They note that the number of electrons transferred equals the charge on the ion. Teacher notes: Provide pre-drawn blank dot-and-cross templates. WAIT TIME of 15 seconds after 'What pattern do you see between the group number and the charge on the ion?' before cold-calling 4 students. Connect to fertiliser: show that ammonium nitrate (NH₄NO₃) contains the NH₄⁺ ion — ask students to predict its charge origin.</w:t>
+              <w:t xml:space="preserve">Learners watched an animation/simulation of ion formation for elements from the first 20 of the periodic table (Na, Mg, Al, Cl, O, Ca) and recorded in an observation table: electron arrangement before and after, number of electrons lost or gained, the ion formed, and the resulting charge.</w:t>
             </w:r>
           </w:p>
         </w:tc>
@@ -1043,7 +1043,7 @@
                 <w:sz w:val="18"/>
                 <w:szCs w:val="18"/>
               </w:rPr>
-              <w:t xml:space="preserve">Students learned that metallic elements in Groups 1, 2, and 3 lose electrons equal to their group number to form positively charged cations (e.g., Na⁺, Mg²⁺, Al³⁺), while non-metallic elements in Groups 6 and 7 gain electrons to form negatively charged anions (e.g., O²⁻, Cl⁻). The dot-and-cross diagram is a tool to represent this electron transfer visually, showing the full outer shells achieved. Pedagogical note: Emphasise that the charge on the ion (1+, 2+, etc.) is precisely the valency used to write fertiliser formulae — making this lesson a direct building block for Lesson 5.</w:t>
+              <w:t xml:space="preserve">Atoms of metallic elements in Groups 1, 2, and 3 lose electrons equal to their group number to form positively charged ions (cations: Na⁺, Mg²⁺, Al³⁺, Ca²⁺); atoms of non-metallic elements in Groups 6 and 7 gain electrons to complete their outer shell and form negatively charged ions (anions: O²⁻, Cl⁻). The ionic charge is determined by the atom's electron arrangement and its position in the periodic table — the same inner-atomic structure that organises the periodic table.</w:t>
             </w:r>
           </w:p>
         </w:tc>
@@ -1075,7 +1075,7 @@
                 <w:sz w:val="18"/>
                 <w:szCs w:val="18"/>
               </w:rPr>
-              <w:t xml:space="preserve">Students explain that the specific charges on ions are not arbitrary — they are determined by how many electrons must be transferred to reach a noble gas configuration. This directly explains why fertiliser formulae are fixed: e.g., calcium phosphate is Ca₃(PO₄)₂ because Ca forms Ca²⁺ (loses 2 electrons) and PO₄ carries a 3− charge, and the formula is dictated by charge balance. Teacher notes: Ask 'Using what you know about ion charges, why can't a farmer simply double the amount of one element in a fertiliser formula?' Cold-call 3 students.</w:t>
+              <w:t xml:space="preserve">The specific formulae on the CAN (Ca(NO₃)₂·NH₄NO₃) and DAP ((NH₄)₂HPO₄) fertiliser bags used on the Kericho tea farm are not arbitrary. Calcium, in Group 2, always forms Ca²⁺ by losing its two outer electrons to achieve a stable noble-gas configuration. Nitrogen and oxygen form ions whose charges are likewise fixed by their electron arrangements. These fixed ionic charges mean that elements must combine in specific ratios to produce electrically neutral compounds — which is why the formula is Ca(NO₃)₂ and not CaNO₃. The 'hidden pattern' the learner noticed on the fertiliser bag is the direct consequence of ion formation driven by electron arrangement.</w:t>
             </w:r>
           </w:p>
         </w:tc>
@@ -1160,7 +1160,7 @@
                 <w:sz w:val="18"/>
                 <w:szCs w:val="18"/>
               </w:rPr>
-              <w:t xml:space="preserve">Students examine a reference table listing common elements and radicals with their valencies (e.g., N = 3 or 5, P = 3 or 5, K = 1, NH₄⁺ = 1, NO₃⁻ = 1, SO₄²⁻ = 2, PO₄³⁻ = 3). They also observe the formulae on three Kenyan fertiliser bags (CAN, DAP, NPK) and note which radicals appear. Teacher notes: WAIT TIME of 10 seconds after 'What do you notice about the numbers in the formulae compared to the valency table?' before cold-calling 3 students. This is a key sense-making lesson — anchor explicitly back to the driving question.</w:t>
+              <w:t xml:space="preserve">Learners completed a Valency Derivation Table for the first 20 elements, deriving ion charges and valencies from their Lesson 3–4 electron configuration and ion formation notes. They sorted seven KICD Radical Cards (NH₄⁺, SO₄²⁻, NO₃⁻, OH⁻, CO₃²⁻, PO₄³⁻, HCO₃⁻) by charge and matched them to the CAN and DAP formulae from the Kericho phenomenon.</w:t>
             </w:r>
           </w:p>
         </w:tc>
@@ -1192,7 +1192,7 @@
                 <w:sz w:val="18"/>
                 <w:szCs w:val="18"/>
               </w:rPr>
-              <w:t xml:space="preserve">Students learned that valency is the combining power of an element or radical, determined by electrons lost, gained, or shared. Oxidation numbers follow rules: hydrogen is +1, oxygen is −2, and the sum of oxidation numbers in a neutral compound is zero. Radicals (polyatomic ions such as NH₄⁺, NO₃⁻, SO₄²⁻, PO₄³⁻) act as single units in formulae. The valency crossover method allows students to write correct formulae: write symbols, place valencies, then cross them over as subscripts (simplifying where needed). Pedagogical note: This is the conceptual core of the sub-strand — invest time ensuring every student can identify a radical and state its valency before moving to formula writing in Lesson 6.</w:t>
+              <w:t xml:space="preserve">Valency is the combining power of an element or radical, determined by the number of electrons lost, gained, or shared; it equals the magnitude of the ion charge. Oxidation numbers formalise the charge carried by an atom in a compound. The criss-cross rule uses valencies to generate correct chemical formulae. The seven KICD radicals are polyatomic ions that remain intact in reactions. Ca(NO₃)₂ has subscript 2 on nitrate because calcium's valency (2) criss-crosses with nitrate's valency (1); (NH₄)₂HPO₄ has subscript 2 on ammonium because phosphate's valency (2) criss-crosses with ammonium's valency (1).</w:t>
             </w:r>
           </w:p>
         </w:tc>
@@ -1224,7 +1224,7 @@
                 <w:sz w:val="18"/>
                 <w:szCs w:val="18"/>
               </w:rPr>
-              <w:t xml:space="preserve">Students explain that the specific and different chemical formulae on Kenyan fertiliser bags (e.g., (NH₄)₂SO₄ for ammonium sulphate, Ca(H₂PO₄)₂ for single superphosphate) are a direct consequence of valency and charge balance — atoms and radicals combine in exact ratios so that total positive valency equals total negative valency. The fertiliser formula cannot be changed without making a compound that does not exist chemically. Teacher notes: Directly address the driving question: 'We can now begin to answer why fertiliser formulae are so specific — ask one student to explain this in one sentence to the class.' Cold-call 2 students.</w:t>
+              <w:t xml:space="preserve">The specific subscript numbers in fertiliser formulae like CAN and DAP are not arbitrary — they are mathematical consequences of the valencies (ion charges) of the component elements and radicals, which are themselves consequences of electron arrangement in the atom. This is why a farmer in Kericho sees Ca(NO₃)₂ and not CaNO₃: calcium must combine with exactly two nitrate units to achieve electrical neutrality, because calcium carries a 2+ charge and each nitrate carries a 1− charge.</w:t>
             </w:r>
           </w:p>
         </w:tc>
@@ -1309,7 +1309,7 @@
                 <w:sz w:val="18"/>
                 <w:szCs w:val="18"/>
               </w:rPr>
-              <w:t xml:space="preserve">Students observe worked examples of the crossover-valency method applied to binary compounds (e.g., magnesium oxide: Mg²⁺ and O²⁻ → MgO) and compounds containing radicals (e.g., calcium nitrate: Ca²⁺ and NO₃⁻ → Ca(NO₃)₂). They then practise writing formulae for at least five compounds independently, including one fertiliser compound. Teacher notes: Circulate and check that students are simplifying ratios correctly (e.g., Ca²⁺ + O²⁻ → CaO, not Ca₂O₂). WAIT TIME of 10 seconds after each worked example before cold-calling 2 students to verify each step.</w:t>
+              <w:t xml:space="preserve">Learners observed a teacher-modelled demonstration of the four-step crossover-valency method applied to four progressively complex compounds (NaCl, MgO, Al₂O₃, CaCO₃), including the bracket rule for polyatomic radicals, and read a short structured text explaining when brackets must be used in ionic formulae.</w:t>
             </w:r>
           </w:p>
         </w:tc>
@@ -1341,7 +1341,7 @@
                 <w:sz w:val="18"/>
                 <w:szCs w:val="18"/>
               </w:rPr>
-              <w:t xml:space="preserve">Students learned to apply the crossover-valency method systematically: (i) write the symbols of the combining elements or radicals; (ii) write their valencies above; (iii) crossover the valencies as subscripts; (iv) simplify to the lowest whole-number ratio; (v) place brackets around radicals when the subscript is greater than 1. They can write and verify formulae for binary compounds (e.g., Al₂O₃, MgCl₂) and compounds with radicals (e.g., (NH₄)₂SO₄, K₂CO₃, Ca₃(PO₄)₂). Pedagogical note: Verification using oxidation numbers is a powerful checking tool — teach students to confirm their formula by ensuring the sum of oxidation numbers equals zero.</w:t>
+              <w:t xml:space="preserve">Learners can apply the crossover-valency method to write and verify chemical formulae for common compounds including binary compounds and those containing radicals; they can decode the fertiliser formulae CAN [Ca(NO₃)₂·NH₄NO₃] and DAP [(NH₄)₂HPO₄] from the anchoring phenomenon, and explain why the two formulae differ in terms of the valency and charge-balance requirements of their constituent ions.</w:t>
             </w:r>
           </w:p>
         </w:tc>
@@ -1373,7 +1373,7 @@
                 <w:sz w:val="18"/>
                 <w:szCs w:val="18"/>
               </w:rPr>
-              <w:t xml:space="preserve">Students explain that every formula on a fertiliser bag is the only chemically correct formula for that compound, derived from the fixed valencies of its components. For example, diammonium phosphate (DAP) is (NH₄)₂HPO₄ because NH₄⁺ has valency 1 and HPO₄²⁻ has valency 2, requiring two ammonium units to balance one HPO₄ unit. Teacher notes: Ask 'If a fertiliser company tried to make a compound with the formula (NH₄)₃SO₄, would it be chemically valid? Explain using valency.' WAIT TIME 15 seconds, then cold-call 3 students.</w:t>
+              <w:t xml:space="preserve">The fixed ratios in chemical formulae are not arbitrary — they are determined by the valencies of the combining ions, which arise from electron arrangement, which reflects atomic structure. The crossover-valency method encodes nature's requirement that every compound must be electrically neutral (total positive charge = total negative charge). This is why the learner in Kericho sees different formulae on her two fertiliser bags: HPO₄²⁻ has a valency of 2 and therefore demands two NH₄⁺ ions, while NO₃⁻ has a valency of 1 and requires only one NH₄⁺ — the hidden pattern is charge balance, rooted in atomic structure.</w:t>
             </w:r>
           </w:p>
         </w:tc>
@@ -1458,7 +1458,7 @@
                 <w:sz w:val="18"/>
                 <w:szCs w:val="18"/>
               </w:rPr>
-              <w:t xml:space="preserve">Students observe an unbalanced equation for the industrial synthesis of ammonia (N₂ + H₂ → NH₃ — the Haber process, linking to Kenyan fertiliser imports) and count atoms on each side. They note the imbalance. A second unbalanced equation for the reaction of ammonia with phosphoric acid to form DAP is also examined. Teacher notes: WAIT TIME of 10 seconds after 'What rule is being broken in this unbalanced equation?' before cold-calling 3 students. Emphasise the law of conservation of mass — atoms are neither created nor destroyed.</w:t>
+              <w:t xml:space="preserve">Learners observed the teacher model a 4-step balancing strategy (write → count → balance by inspection → verify) applied live to Na + Cl₂ → NaCl and Mg + O₂ → MgO, using a maize-lorry analogy to distinguish coefficients from subscripts. They also observed four unbalanced equation cards in a gallery walk, noting atom counts for NaCl, MgO, Ca(NO₃)₂, and (NH₄)₂HPO₄.</w:t>
             </w:r>
           </w:p>
         </w:tc>
@@ -1490,7 +1490,7 @@
                 <w:sz w:val="18"/>
                 <w:szCs w:val="18"/>
               </w:rPr>
-              <w:t xml:space="preserve">Students learned that: (i) a balanced chemical equation has the same number of each type of atom on both sides, in accordance with the law of conservation of mass; (ii) only coefficients (numbers placed before formulae) may be changed to balance an equation — subscripts within a formula are fixed by valency and may never be altered; (iii) a systematic approach (balance one element at a time, leave oxygen and hydrogen for last) makes balancing manageable; (iv) state symbols (s), (l), (g), (aq) give additional information. Pedagogical note: The critical misconception to address is students changing subscripts to balance — reinforce firmly that changing a subscript changes the identity of the compound.</w:t>
+              <w:t xml:space="preserve">Learners learned that: (i) a balanced chemical equation has the same number of each type of atom on both sides; (ii) only coefficients (not subscripts) may be changed when balancing; (iii) the 4-step strategy (write → count → balance → verify) can be applied to equations involving elements and compounds of the first 20 elements; (iv) balanced equations prove that atoms combine in fixed ratios determined by valency — which is exactly why the fertiliser formulae CAN [Ca(NO₃)₂·NH₄NO₃] and DAP [(NH₄)₂HPO₄] carry those specific and unalterable chemical formulae.</w:t>
             </w:r>
           </w:p>
         </w:tc>
@@ -1522,7 +1522,7 @@
                 <w:sz w:val="18"/>
                 <w:szCs w:val="18"/>
               </w:rPr>
-              <w:t xml:space="preserve">Students explain that balanced equations represent real chemical events in fertiliser production — the exact ratios of reactants and products are fixed by atomic structure and valency, which is why manufacturers follow precise formulae. For example, N₂ + 3H₂ → 2NH₃ shows that three molecules of hydrogen are always needed per molecule of nitrogen, a ratio determined by the valency of nitrogen (3) and hydrogen (1). Teacher notes: Anchor to the driving question: 'How does balancing an equation connect the inner structure of an atom — specifically valency — to the specific formula printed on a fertiliser bag in Kericho or Nakuru?' Cold-call 2 students for a final summary response.</w:t>
+              <w:t xml:space="preserve">Learners explained — through paired practice, peer checking, DQB annotations, and cumulative model sentence stems — that the fixed ratios in fertiliser formulae are not arbitrary: they are a direct consequence of the valencies of the constituent elements and polyatomic ions, and these valencies arise from the electron arrangements of atoms (established in Lessons 2–4). A balanced equation is the formal, conservation-law-backed proof of those ratios. The Kericho learner's puzzle is therefore answered: the inner structure of the atom (electron configuration → valency) determines what formula a compound gets, and balancing the equation confirms that the ratio is the only one consistent with the law of conservation of mass.</w:t>
             </w:r>
           </w:p>
         </w:tc>
@@ -1575,7 +1575,7 @@
                 <w:sz w:val="18"/>
                 <w:szCs w:val="18"/>
               </w:rPr>
-              <w:t xml:space="preserve">The Periodic Table and Fertiliser Formulae: Pulling It All Together</w:t>
+              <w:t xml:space="preserve">Model Building, Project Showcase and Driving Question Board Resolution: From Electron Arrangement to Fertiliser Formula</w:t>
             </w:r>
           </w:p>
         </w:tc>
@@ -1607,7 +1607,7 @@
                 <w:sz w:val="18"/>
                 <w:szCs w:val="18"/>
               </w:rPr>
-              <w:t xml:space="preserve">Students examine a completed anchor chart (or DQB) accumulated across all 8 lessons, displaying the original fertiliser bags alongside student-generated models connecting atomic structure → electron configuration → periodic law → ion formation → valency → formula writing → balanced equations. They observe how each lesson's concept built upon the previous. Teacher notes: Give students 5 minutes of silent review of the anchor chart before discussion. WAIT TIME of 15 seconds after 'Looking at everything we have built, which single concept do you think is most important for explaining the fertiliser formulae — and why?' before cold-calling 4 students.</w:t>
+              <w:t xml:space="preserve">Learners observed electron-configuration models built from bottle tops, wire, and clay representing the first 20 elements; compound-formula charts showing names, formulae, and valency justifications for Kenyan compounds including CAN and DAP; and the completed Driving Question Board with sticky-note predictions from Lesson 1 alongside final two-sentence resolutions.</w:t>
             </w:r>
           </w:p>
         </w:tc>
@@ -1639,7 +1639,7 @@
                 <w:sz w:val="18"/>
                 <w:szCs w:val="18"/>
               </w:rPr>
-              <w:t xml:space="preserve">Students learned that the specific and different chemical formulae on Kenyan fertiliser bags are not arbitrary — they are the direct consequence of a connected chain of atomic-level reasoning: the number of protons defines the element (atomic structure); electrons arrange in shells determining valence electrons (electron configuration); the periodic table organises elements by this repeating pattern (periodic law); atoms gain or lose electrons to achieve stability (noble gas rule and ion formation); the number of electrons transferred defines valency; valency dictates the only valid combining ratio (formula writing); and balanced equations confirm that no atoms are created or destroyed in the process. Pedagogical note: Use this lesson to formally revisit and answer the driving question as a whole class. Every student should be able to give a complete, multi-step explanation.</w:t>
+              <w:t xml:space="preserve">Learners established that the inner structure of an atom — specifically the number of electrons in the outer shell — determines how many electrons an atom loses, gains, or shares, producing a specific ion charge called valency; that valency values are cross-multiplied to produce the only chemically correct formula for a compound; and that the formulae Ca(NO3)2 · NH4NO3 for CAN and (NH4)2HPO4 for DAP are therefore not arbitrary labels but necessary consequences of the electron arrangements of calcium, nitrogen, hydrogen, oxygen, and phosphorus.</w:t>
             </w:r>
           </w:p>
         </w:tc>
@@ -1671,7 +1671,7 @@
                 <w:sz w:val="18"/>
                 <w:szCs w:val="18"/>
               </w:rPr>
-              <w:t xml:space="preserve">Students explain the full answer to the driving question: fertiliser bags carry specific and different chemical formulae because each element's atomic structure — particularly the number and arrangement of its electrons — determines how many electrons it can lose, gain, or share (its valency), which in turn dictates the exact ratio in which atoms must combine to form a stable, electrically neutral compound. Changing the formula would violate the laws of charge balance and conservation of mass. Teacher notes: As a culminating task, ask each student to write one paragraph answering the driving question using at least five key vocabulary terms (atomic number, electron configuration, valency, ion, balanced equation). Cold-call 3 students to read their paragraph aloud before collecting written responses as a formative assessment.</w:t>
+              <w:t xml:space="preserve">Learners explained that: a tea farmer in Kericho sees different formulae on her fertiliser bags because calcium (Group 2, arrangement 2,8,8,2) always forms Ca2+ while ammonium carries a 1+ charge and nitrate a 1- charge and phosphate a 3- charge; cross-multiplying these valencies produces the fixed, unalterable ratios encoded in the formulae; balanced equations verify that no atoms are created or destroyed in these fixed-ratio combinations; and therefore the specific formula on each bag is a direct, readable record of the electron structure of the atoms inside — making the periodic table the key to understanding Kenyan agriculture at the molecular level.</w:t>
             </w:r>
           </w:p>
         </w:tc>
@@ -1795,7 +1795,7 @@
         </w:rPr>
         <w:t xml:space="preserve">© 2026 SeaVuria and ARES. This work is licensed under a </w:t>
       </w:r>
-      <w:hyperlink w:history="1" r:id="rIdyj9ol-qnhpsmnkwgaivia">
+      <w:hyperlink w:history="1" r:id="rIdn2xecjpfjq26ghkxdxlo5">
         <w:r>
           <w:rPr>
             <w:rFonts w:ascii="Arial" w:cs="Arial" w:eastAsia="Arial" w:hAnsi="Arial"/>
@@ -1815,7 +1815,7 @@
         </w:rPr>
         <w:t xml:space="preserve"> (</w:t>
       </w:r>
-      <w:hyperlink w:history="1" r:id="rIdf2za4ogv9kgn7bjm02nc1">
+      <w:hyperlink w:history="1" r:id="rIdnqhb4w_wuzqzsa1krdj5o">
         <w:r>
           <w:rPr>
             <w:rFonts w:ascii="Arial" w:cs="Arial" w:eastAsia="Arial" w:hAnsi="Arial"/>
@@ -1835,7 +1835,7 @@
         </w:rPr>
         <w:t xml:space="preserve">). To view a copy of this license, visit </w:t>
       </w:r>
-      <w:hyperlink w:history="1" r:id="rIdkkpr4vdnd-jv0phdrkth8">
+      <w:hyperlink w:history="1" r:id="rIdd2c8jfgm2y9k0ga8995zz">
         <w:r>
           <w:rPr>
             <w:rFonts w:ascii="Arial" w:cs="Arial" w:eastAsia="Arial" w:hAnsi="Arial"/>

--- a/data/outputs/v2/General_Science/SS2.1_The_Periodic_Table/General_Science_The_Periodic_Table_SummaryTable.docx
+++ b/data/outputs/v2/General_Science/SS2.1_The_Periodic_Table/General_Science_The_Periodic_Table_SummaryTable.docx
@@ -1795,7 +1795,7 @@
         </w:rPr>
         <w:t xml:space="preserve">© 2026 SeaVuria and ARES. This work is licensed under a </w:t>
       </w:r>
-      <w:hyperlink w:history="1" r:id="rIdn2xecjpfjq26ghkxdxlo5">
+      <w:hyperlink w:history="1" r:id="rIdwxvwldekndkvrqvf9invu">
         <w:r>
           <w:rPr>
             <w:rFonts w:ascii="Arial" w:cs="Arial" w:eastAsia="Arial" w:hAnsi="Arial"/>
@@ -1815,7 +1815,7 @@
         </w:rPr>
         <w:t xml:space="preserve"> (</w:t>
       </w:r>
-      <w:hyperlink w:history="1" r:id="rIdnqhb4w_wuzqzsa1krdj5o">
+      <w:hyperlink w:history="1" r:id="rIdvsswwoazpvlcfpix2itxe">
         <w:r>
           <w:rPr>
             <w:rFonts w:ascii="Arial" w:cs="Arial" w:eastAsia="Arial" w:hAnsi="Arial"/>
@@ -1835,7 +1835,7 @@
         </w:rPr>
         <w:t xml:space="preserve">). To view a copy of this license, visit </w:t>
       </w:r>
-      <w:hyperlink w:history="1" r:id="rIdd2c8jfgm2y9k0ga8995zz">
+      <w:hyperlink w:history="1" r:id="rIdkcnl5r472nq9gksp3m_do">
         <w:r>
           <w:rPr>
             <w:rFonts w:ascii="Arial" w:cs="Arial" w:eastAsia="Arial" w:hAnsi="Arial"/>

--- a/data/outputs/v2/General_Science/SS2.1_The_Periodic_Table/General_Science_The_Periodic_Table_SummaryTable.docx
+++ b/data/outputs/v2/General_Science/SS2.1_The_Periodic_Table/General_Science_The_Periodic_Table_SummaryTable.docx
@@ -1795,7 +1795,7 @@
         </w:rPr>
         <w:t xml:space="preserve">© 2026 SeaVuria and ARES. This work is licensed under a </w:t>
       </w:r>
-      <w:hyperlink w:history="1" r:id="rIdwxvwldekndkvrqvf9invu">
+      <w:hyperlink w:history="1" r:id="rIdpw9zz4xoveuv4oe4dnqal">
         <w:r>
           <w:rPr>
             <w:rFonts w:ascii="Arial" w:cs="Arial" w:eastAsia="Arial" w:hAnsi="Arial"/>
@@ -1815,7 +1815,7 @@
         </w:rPr>
         <w:t xml:space="preserve"> (</w:t>
       </w:r>
-      <w:hyperlink w:history="1" r:id="rIdvsswwoazpvlcfpix2itxe">
+      <w:hyperlink w:history="1" r:id="rId4fcnd6fkgfz_bba98mowb">
         <w:r>
           <w:rPr>
             <w:rFonts w:ascii="Arial" w:cs="Arial" w:eastAsia="Arial" w:hAnsi="Arial"/>
@@ -1835,7 +1835,7 @@
         </w:rPr>
         <w:t xml:space="preserve">). To view a copy of this license, visit </w:t>
       </w:r>
-      <w:hyperlink w:history="1" r:id="rIdkcnl5r472nq9gksp3m_do">
+      <w:hyperlink w:history="1" r:id="rIdjhc63mkxukmrurm3j9lxg">
         <w:r>
           <w:rPr>
             <w:rFonts w:ascii="Arial" w:cs="Arial" w:eastAsia="Arial" w:hAnsi="Arial"/>

--- a/data/outputs/v2/General_Science/SS2.1_The_Periodic_Table/General_Science_The_Periodic_Table_SummaryTable.docx
+++ b/data/outputs/v2/General_Science/SS2.1_The_Periodic_Table/General_Science_The_Periodic_Table_SummaryTable.docx
@@ -1192,7 +1192,7 @@
                 <w:sz w:val="18"/>
                 <w:szCs w:val="18"/>
               </w:rPr>
-              <w:t xml:space="preserve">Valency is the combining power of an element or radical, determined by the number of electrons lost, gained, or shared; it equals the magnitude of the ion charge. Oxidation numbers formalise the charge carried by an atom in a compound. The criss-cross rule uses valencies to generate correct chemical formulae. The seven KICD radicals are polyatomic ions that remain intact in reactions. Ca(NO₃)₂ has subscript 2 on nitrate because calcium's valency (2) criss-crosses with nitrate's valency (1); (NH₄)₂HPO₄ has subscript 2 on ammonium because phosphate's valency (2) criss-crosses with ammonium's valency (1).</w:t>
+              <w:t xml:space="preserve">Valency is the combining power of an element or radical, determined by the number of electrons lost, gained, or shared; it equals the magnitude of the ion charge. Oxidation numbers formalise the charge carried by an atom in a compound. The criss-cross rule uses valencies to generate correct chemical formulae. The seven KICD radicals are polyatomic ions that remain intact in reactions. Ca(NO₃)₂ has subscript 2 on nitrate because calcium's valency (2) criss-crosses with nitrate's valency (1); (NH₄)₂HPO₄ has subscript 2 on ammonium because hydrogen phosphate's (HPO₄²⁻) valency (2) criss-crosses with ammonium's valency (1).</w:t>
             </w:r>
           </w:p>
         </w:tc>
@@ -1671,7 +1671,7 @@
                 <w:sz w:val="18"/>
                 <w:szCs w:val="18"/>
               </w:rPr>
-              <w:t xml:space="preserve">Learners explained that: a tea farmer in Kericho sees different formulae on her fertiliser bags because calcium (Group 2, arrangement 2,8,8,2) always forms Ca2+ while ammonium carries a 1+ charge and nitrate a 1- charge and phosphate a 3- charge; cross-multiplying these valencies produces the fixed, unalterable ratios encoded in the formulae; balanced equations verify that no atoms are created or destroyed in these fixed-ratio combinations; and therefore the specific formula on each bag is a direct, readable record of the electron structure of the atoms inside — making the periodic table the key to understanding Kenyan agriculture at the molecular level.</w:t>
+              <w:t xml:space="preserve">Learners explained that: a tea farmer in Kericho sees different formulae on her fertiliser bags because calcium (Group 2, arrangement 2,8,8,2) always forms Ca2+ while ammonium carries a 1+ charge and nitrate a 1- charge and hydrogen phosphate (HPO4 2-, in DAP) a 2- charge; cross-multiplying these valencies produces the fixed, unalterable ratios encoded in the formulae; balanced equations verify that no atoms are created or destroyed in these fixed-ratio combinations; and therefore the specific formula on each bag is a direct, readable record of the electron structure of the atoms inside — making the periodic table the key to understanding Kenyan agriculture at the molecular level.</w:t>
             </w:r>
           </w:p>
         </w:tc>
@@ -1795,7 +1795,7 @@
         </w:rPr>
         <w:t xml:space="preserve">© 2026 SeaVuria and ARES. This work is licensed under a </w:t>
       </w:r>
-      <w:hyperlink w:history="1" r:id="rIdpw9zz4xoveuv4oe4dnqal">
+      <w:hyperlink w:history="1" r:id="rIdymbxdpx5csh4s_2y_xu1u">
         <w:r>
           <w:rPr>
             <w:rFonts w:ascii="Arial" w:cs="Arial" w:eastAsia="Arial" w:hAnsi="Arial"/>
@@ -1815,7 +1815,7 @@
         </w:rPr>
         <w:t xml:space="preserve"> (</w:t>
       </w:r>
-      <w:hyperlink w:history="1" r:id="rId4fcnd6fkgfz_bba98mowb">
+      <w:hyperlink w:history="1" r:id="rId-9_gehnoso84opub5atuj">
         <w:r>
           <w:rPr>
             <w:rFonts w:ascii="Arial" w:cs="Arial" w:eastAsia="Arial" w:hAnsi="Arial"/>
@@ -1835,7 +1835,7 @@
         </w:rPr>
         <w:t xml:space="preserve">). To view a copy of this license, visit </w:t>
       </w:r>
-      <w:hyperlink w:history="1" r:id="rIdjhc63mkxukmrurm3j9lxg">
+      <w:hyperlink w:history="1" r:id="rIddquxkfu4_lfdjrnqsjavo">
         <w:r>
           <w:rPr>
             <w:rFonts w:ascii="Arial" w:cs="Arial" w:eastAsia="Arial" w:hAnsi="Arial"/>

--- a/data/outputs/v2/General_Science/SS2.1_The_Periodic_Table/General_Science_The_Periodic_Table_SummaryTable.docx
+++ b/data/outputs/v2/General_Science/SS2.1_The_Periodic_Table/General_Science_The_Periodic_Table_SummaryTable.docx
@@ -1795,7 +1795,7 @@
         </w:rPr>
         <w:t xml:space="preserve">© 2026 SeaVuria and ARES. This work is licensed under a </w:t>
       </w:r>
-      <w:hyperlink w:history="1" r:id="rIdymbxdpx5csh4s_2y_xu1u">
+      <w:hyperlink w:history="1" r:id="rId7ksaeslvp3xcv6fdnw-ei">
         <w:r>
           <w:rPr>
             <w:rFonts w:ascii="Arial" w:cs="Arial" w:eastAsia="Arial" w:hAnsi="Arial"/>
@@ -1815,7 +1815,7 @@
         </w:rPr>
         <w:t xml:space="preserve"> (</w:t>
       </w:r>
-      <w:hyperlink w:history="1" r:id="rId-9_gehnoso84opub5atuj">
+      <w:hyperlink w:history="1" r:id="rIdr0knx7ntrrgi4jwg1h1cm">
         <w:r>
           <w:rPr>
             <w:rFonts w:ascii="Arial" w:cs="Arial" w:eastAsia="Arial" w:hAnsi="Arial"/>
@@ -1835,7 +1835,7 @@
         </w:rPr>
         <w:t xml:space="preserve">). To view a copy of this license, visit </w:t>
       </w:r>
-      <w:hyperlink w:history="1" r:id="rIddquxkfu4_lfdjrnqsjavo">
+      <w:hyperlink w:history="1" r:id="rIdbt9kjsbzjzfjkvym1sxnb">
         <w:r>
           <w:rPr>
             <w:rFonts w:ascii="Arial" w:cs="Arial" w:eastAsia="Arial" w:hAnsi="Arial"/>

--- a/data/outputs/v2/General_Science/SS2.1_The_Periodic_Table/General_Science_The_Periodic_Table_SummaryTable.docx
+++ b/data/outputs/v2/General_Science/SS2.1_The_Periodic_Table/General_Science_The_Periodic_Table_SummaryTable.docx
@@ -4,6 +4,7 @@
   <w:body>
     <w:p>
       <w:pPr>
+        <w:keepNext w:val="false"/>
         <w:spacing w:after="30" w:before="0"/>
         <w:jc w:val="center"/>
       </w:pPr>
@@ -23,6 +24,7 @@
     </w:p>
     <w:p>
       <w:pPr>
+        <w:keepNext w:val="false"/>
         <w:spacing w:after="60" w:before="0"/>
         <w:jc w:val="center"/>
       </w:pPr>
@@ -81,6 +83,7 @@
           </w:tcPr>
           <w:p>
             <w:pPr>
+              <w:keepNext w:val="false"/>
               <w:spacing w:after="40" w:before="0"/>
               <w:jc w:val="center"/>
             </w:pPr>
@@ -115,6 +118,7 @@
           </w:tcPr>
           <w:p>
             <w:pPr>
+              <w:keepNext w:val="false"/>
               <w:spacing w:after="40" w:before="0"/>
               <w:jc w:val="left"/>
             </w:pPr>
@@ -147,6 +151,7 @@
           </w:tcPr>
           <w:p>
             <w:pPr>
+              <w:keepNext w:val="false"/>
               <w:spacing w:after="40" w:before="0"/>
               <w:jc w:val="left"/>
             </w:pPr>
@@ -181,6 +186,7 @@
           </w:tcPr>
           <w:p>
             <w:pPr>
+              <w:keepNext w:val="false"/>
               <w:spacing w:after="40" w:before="0"/>
               <w:jc w:val="left"/>
             </w:pPr>
@@ -213,6 +219,7 @@
           </w:tcPr>
           <w:p>
             <w:pPr>
+              <w:keepNext w:val="false"/>
               <w:spacing w:after="40" w:before="0"/>
               <w:jc w:val="left"/>
             </w:pPr>
@@ -273,6 +280,7 @@
           </w:tcPr>
           <w:p>
             <w:pPr>
+              <w:keepNext w:val="false"/>
               <w:spacing w:after="40" w:before="0"/>
               <w:jc w:val="center"/>
             </w:pPr>
@@ -307,6 +315,7 @@
           </w:tcPr>
           <w:p>
             <w:pPr>
+              <w:keepNext w:val="false"/>
               <w:spacing w:after="40" w:before="0"/>
               <w:jc w:val="left"/>
             </w:pPr>
@@ -369,6 +378,7 @@
           </w:tcPr>
           <w:p>
             <w:pPr>
+              <w:keepNext w:val="false"/>
               <w:spacing w:after="40" w:before="0"/>
               <w:jc w:val="left"/>
             </w:pPr>
@@ -401,6 +411,7 @@
           </w:tcPr>
           <w:p>
             <w:pPr>
+              <w:keepNext w:val="false"/>
               <w:spacing w:after="40" w:before="0"/>
               <w:jc w:val="left"/>
             </w:pPr>
@@ -433,6 +444,7 @@
           </w:tcPr>
           <w:p>
             <w:pPr>
+              <w:keepNext w:val="false"/>
               <w:spacing w:after="40" w:before="0"/>
               <w:jc w:val="left"/>
             </w:pPr>
@@ -465,6 +477,7 @@
           </w:tcPr>
           <w:p>
             <w:pPr>
+              <w:keepNext w:val="false"/>
               <w:spacing w:after="40" w:before="0"/>
               <w:jc w:val="left"/>
             </w:pPr>
@@ -499,6 +512,7 @@
           </w:tcPr>
           <w:p>
             <w:pPr>
+              <w:keepNext w:val="false"/>
               <w:spacing w:after="40" w:before="0"/>
               <w:jc w:val="left"/>
             </w:pPr>
@@ -518,6 +532,7 @@
           </w:p>
           <w:p>
             <w:pPr>
+              <w:keepNext w:val="false"/>
               <w:spacing w:after="40" w:before="0"/>
               <w:jc w:val="left"/>
             </w:pPr>
@@ -550,6 +565,7 @@
           </w:tcPr>
           <w:p>
             <w:pPr>
+              <w:keepNext w:val="false"/>
               <w:spacing w:after="40" w:before="0"/>
               <w:jc w:val="left"/>
             </w:pPr>
@@ -582,6 +598,7 @@
           </w:tcPr>
           <w:p>
             <w:pPr>
+              <w:keepNext w:val="false"/>
               <w:spacing w:after="40" w:before="0"/>
               <w:jc w:val="left"/>
             </w:pPr>
@@ -614,6 +631,7 @@
           </w:tcPr>
           <w:p>
             <w:pPr>
+              <w:keepNext w:val="false"/>
               <w:spacing w:after="40" w:before="0"/>
               <w:jc w:val="left"/>
             </w:pPr>
@@ -648,6 +666,7 @@
           </w:tcPr>
           <w:p>
             <w:pPr>
+              <w:keepNext w:val="false"/>
               <w:spacing w:after="40" w:before="0"/>
               <w:jc w:val="left"/>
             </w:pPr>
@@ -667,6 +686,7 @@
           </w:p>
           <w:p>
             <w:pPr>
+              <w:keepNext w:val="false"/>
               <w:spacing w:after="40" w:before="0"/>
               <w:jc w:val="left"/>
             </w:pPr>
@@ -699,6 +719,7 @@
           </w:tcPr>
           <w:p>
             <w:pPr>
+              <w:keepNext w:val="false"/>
               <w:spacing w:after="40" w:before="0"/>
               <w:jc w:val="left"/>
             </w:pPr>
@@ -731,6 +752,7 @@
           </w:tcPr>
           <w:p>
             <w:pPr>
+              <w:keepNext w:val="false"/>
               <w:spacing w:after="40" w:before="0"/>
               <w:jc w:val="left"/>
             </w:pPr>
@@ -763,6 +785,7 @@
           </w:tcPr>
           <w:p>
             <w:pPr>
+              <w:keepNext w:val="false"/>
               <w:spacing w:after="40" w:before="0"/>
               <w:jc w:val="left"/>
             </w:pPr>
@@ -797,6 +820,7 @@
           </w:tcPr>
           <w:p>
             <w:pPr>
+              <w:keepNext w:val="false"/>
               <w:spacing w:after="40" w:before="0"/>
               <w:jc w:val="left"/>
             </w:pPr>
@@ -816,6 +840,7 @@
           </w:p>
           <w:p>
             <w:pPr>
+              <w:keepNext w:val="false"/>
               <w:spacing w:after="40" w:before="0"/>
               <w:jc w:val="left"/>
             </w:pPr>
@@ -848,6 +873,7 @@
           </w:tcPr>
           <w:p>
             <w:pPr>
+              <w:keepNext w:val="false"/>
               <w:spacing w:after="40" w:before="0"/>
               <w:jc w:val="left"/>
             </w:pPr>
@@ -880,6 +906,7 @@
           </w:tcPr>
           <w:p>
             <w:pPr>
+              <w:keepNext w:val="false"/>
               <w:spacing w:after="40" w:before="0"/>
               <w:jc w:val="left"/>
             </w:pPr>
@@ -912,6 +939,7 @@
           </w:tcPr>
           <w:p>
             <w:pPr>
+              <w:keepNext w:val="false"/>
               <w:spacing w:after="40" w:before="0"/>
               <w:jc w:val="left"/>
             </w:pPr>
@@ -946,6 +974,7 @@
           </w:tcPr>
           <w:p>
             <w:pPr>
+              <w:keepNext w:val="false"/>
               <w:spacing w:after="40" w:before="0"/>
               <w:jc w:val="left"/>
             </w:pPr>
@@ -965,6 +994,7 @@
           </w:p>
           <w:p>
             <w:pPr>
+              <w:keepNext w:val="false"/>
               <w:spacing w:after="40" w:before="0"/>
               <w:jc w:val="left"/>
             </w:pPr>
@@ -997,6 +1027,7 @@
           </w:tcPr>
           <w:p>
             <w:pPr>
+              <w:keepNext w:val="false"/>
               <w:spacing w:after="40" w:before="0"/>
               <w:jc w:val="left"/>
             </w:pPr>
@@ -1029,6 +1060,7 @@
           </w:tcPr>
           <w:p>
             <w:pPr>
+              <w:keepNext w:val="false"/>
               <w:spacing w:after="40" w:before="0"/>
               <w:jc w:val="left"/>
             </w:pPr>
@@ -1061,6 +1093,7 @@
           </w:tcPr>
           <w:p>
             <w:pPr>
+              <w:keepNext w:val="false"/>
               <w:spacing w:after="40" w:before="0"/>
               <w:jc w:val="left"/>
             </w:pPr>
@@ -1095,6 +1128,7 @@
           </w:tcPr>
           <w:p>
             <w:pPr>
+              <w:keepNext w:val="false"/>
               <w:spacing w:after="40" w:before="0"/>
               <w:jc w:val="left"/>
             </w:pPr>
@@ -1114,6 +1148,7 @@
           </w:p>
           <w:p>
             <w:pPr>
+              <w:keepNext w:val="false"/>
               <w:spacing w:after="40" w:before="0"/>
               <w:jc w:val="left"/>
             </w:pPr>
@@ -1146,6 +1181,7 @@
           </w:tcPr>
           <w:p>
             <w:pPr>
+              <w:keepNext w:val="false"/>
               <w:spacing w:after="40" w:before="0"/>
               <w:jc w:val="left"/>
             </w:pPr>
@@ -1178,6 +1214,7 @@
           </w:tcPr>
           <w:p>
             <w:pPr>
+              <w:keepNext w:val="false"/>
               <w:spacing w:after="40" w:before="0"/>
               <w:jc w:val="left"/>
             </w:pPr>
@@ -1210,6 +1247,7 @@
           </w:tcPr>
           <w:p>
             <w:pPr>
+              <w:keepNext w:val="false"/>
               <w:spacing w:after="40" w:before="0"/>
               <w:jc w:val="left"/>
             </w:pPr>
@@ -1244,6 +1282,7 @@
           </w:tcPr>
           <w:p>
             <w:pPr>
+              <w:keepNext w:val="false"/>
               <w:spacing w:after="40" w:before="0"/>
               <w:jc w:val="left"/>
             </w:pPr>
@@ -1263,6 +1302,7 @@
           </w:p>
           <w:p>
             <w:pPr>
+              <w:keepNext w:val="false"/>
               <w:spacing w:after="40" w:before="0"/>
               <w:jc w:val="left"/>
             </w:pPr>
@@ -1295,6 +1335,7 @@
           </w:tcPr>
           <w:p>
             <w:pPr>
+              <w:keepNext w:val="false"/>
               <w:spacing w:after="40" w:before="0"/>
               <w:jc w:val="left"/>
             </w:pPr>
@@ -1327,6 +1368,7 @@
           </w:tcPr>
           <w:p>
             <w:pPr>
+              <w:keepNext w:val="false"/>
               <w:spacing w:after="40" w:before="0"/>
               <w:jc w:val="left"/>
             </w:pPr>
@@ -1359,6 +1401,7 @@
           </w:tcPr>
           <w:p>
             <w:pPr>
+              <w:keepNext w:val="false"/>
               <w:spacing w:after="40" w:before="0"/>
               <w:jc w:val="left"/>
             </w:pPr>
@@ -1393,6 +1436,7 @@
           </w:tcPr>
           <w:p>
             <w:pPr>
+              <w:keepNext w:val="false"/>
               <w:spacing w:after="40" w:before="0"/>
               <w:jc w:val="left"/>
             </w:pPr>
@@ -1412,6 +1456,7 @@
           </w:p>
           <w:p>
             <w:pPr>
+              <w:keepNext w:val="false"/>
               <w:spacing w:after="40" w:before="0"/>
               <w:jc w:val="left"/>
             </w:pPr>
@@ -1444,6 +1489,7 @@
           </w:tcPr>
           <w:p>
             <w:pPr>
+              <w:keepNext w:val="false"/>
               <w:spacing w:after="40" w:before="0"/>
               <w:jc w:val="left"/>
             </w:pPr>
@@ -1476,6 +1522,7 @@
           </w:tcPr>
           <w:p>
             <w:pPr>
+              <w:keepNext w:val="false"/>
               <w:spacing w:after="40" w:before="0"/>
               <w:jc w:val="left"/>
             </w:pPr>
@@ -1508,6 +1555,7 @@
           </w:tcPr>
           <w:p>
             <w:pPr>
+              <w:keepNext w:val="false"/>
               <w:spacing w:after="40" w:before="0"/>
               <w:jc w:val="left"/>
             </w:pPr>
@@ -1542,6 +1590,7 @@
           </w:tcPr>
           <w:p>
             <w:pPr>
+              <w:keepNext w:val="false"/>
               <w:spacing w:after="40" w:before="0"/>
               <w:jc w:val="left"/>
             </w:pPr>
@@ -1561,6 +1610,7 @@
           </w:p>
           <w:p>
             <w:pPr>
+              <w:keepNext w:val="false"/>
               <w:spacing w:after="40" w:before="0"/>
               <w:jc w:val="left"/>
             </w:pPr>
@@ -1593,6 +1643,7 @@
           </w:tcPr>
           <w:p>
             <w:pPr>
+              <w:keepNext w:val="false"/>
               <w:spacing w:after="40" w:before="0"/>
               <w:jc w:val="left"/>
             </w:pPr>
@@ -1625,6 +1676,7 @@
           </w:tcPr>
           <w:p>
             <w:pPr>
+              <w:keepNext w:val="false"/>
               <w:spacing w:after="40" w:before="0"/>
               <w:jc w:val="left"/>
             </w:pPr>
@@ -1657,6 +1709,7 @@
           </w:tcPr>
           <w:p>
             <w:pPr>
+              <w:keepNext w:val="false"/>
               <w:spacing w:after="40" w:before="0"/>
               <w:jc w:val="left"/>
             </w:pPr>
@@ -1795,7 +1848,7 @@
         </w:rPr>
         <w:t xml:space="preserve">© 2026 SeaVuria and ARES. This work is licensed under a </w:t>
       </w:r>
-      <w:hyperlink w:history="1" r:id="rId7ksaeslvp3xcv6fdnw-ei">
+      <w:hyperlink w:history="1" r:id="rId80xnc4rds0hbk9zsdbid5">
         <w:r>
           <w:rPr>
             <w:rFonts w:ascii="Arial" w:cs="Arial" w:eastAsia="Arial" w:hAnsi="Arial"/>
@@ -1815,7 +1868,7 @@
         </w:rPr>
         <w:t xml:space="preserve"> (</w:t>
       </w:r>
-      <w:hyperlink w:history="1" r:id="rIdr0knx7ntrrgi4jwg1h1cm">
+      <w:hyperlink w:history="1" r:id="rId-3pxtmplxhn6ze7d6ryu7">
         <w:r>
           <w:rPr>
             <w:rFonts w:ascii="Arial" w:cs="Arial" w:eastAsia="Arial" w:hAnsi="Arial"/>
@@ -1835,7 +1888,7 @@
         </w:rPr>
         <w:t xml:space="preserve">). To view a copy of this license, visit </w:t>
       </w:r>
-      <w:hyperlink w:history="1" r:id="rIdbt9kjsbzjzfjkvym1sxnb">
+      <w:hyperlink w:history="1" r:id="rIdabx7-6cvb-gw0k449gugg">
         <w:r>
           <w:rPr>
             <w:rFonts w:ascii="Arial" w:cs="Arial" w:eastAsia="Arial" w:hAnsi="Arial"/>

--- a/data/outputs/v2/General_Science/SS2.1_The_Periodic_Table/General_Science_The_Periodic_Table_SummaryTable.docx
+++ b/data/outputs/v2/General_Science/SS2.1_The_Periodic_Table/General_Science_The_Periodic_Table_SummaryTable.docx
@@ -1848,7 +1848,7 @@
         </w:rPr>
         <w:t xml:space="preserve">© 2026 SeaVuria and ARES. This work is licensed under a </w:t>
       </w:r>
-      <w:hyperlink w:history="1" r:id="rId80xnc4rds0hbk9zsdbid5">
+      <w:hyperlink w:history="1" r:id="rId4btv_qylycevzr9berpkw">
         <w:r>
           <w:rPr>
             <w:rFonts w:ascii="Arial" w:cs="Arial" w:eastAsia="Arial" w:hAnsi="Arial"/>
@@ -1868,7 +1868,7 @@
         </w:rPr>
         <w:t xml:space="preserve"> (</w:t>
       </w:r>
-      <w:hyperlink w:history="1" r:id="rId-3pxtmplxhn6ze7d6ryu7">
+      <w:hyperlink w:history="1" r:id="rIdtoc0xcomnddonnn-nxmh1">
         <w:r>
           <w:rPr>
             <w:rFonts w:ascii="Arial" w:cs="Arial" w:eastAsia="Arial" w:hAnsi="Arial"/>
@@ -1888,7 +1888,7 @@
         </w:rPr>
         <w:t xml:space="preserve">). To view a copy of this license, visit </w:t>
       </w:r>
-      <w:hyperlink w:history="1" r:id="rIdabx7-6cvb-gw0k449gugg">
+      <w:hyperlink w:history="1" r:id="rId-4v28sbhdk54bolz8lrpx">
         <w:r>
           <w:rPr>
             <w:rFonts w:ascii="Arial" w:cs="Arial" w:eastAsia="Arial" w:hAnsi="Arial"/>
